--- a/assets/Soong_Kit_Wong_CV_2026.docx
+++ b/assets/Soong_Kit_Wong_CV_2026.docx
@@ -38,7 +38,7 @@
         <w:jc w:val="center"/>
       </w:pPr>
       <w:r>
-        <w:t>(425) 449-9767 | swong26@wisc.edu</w:t>
+        <w:t>swong26@wisc.edu</w:t>
       </w:r>
     </w:p>
     <w:p>
